--- a/Module_1/GroupA_Assignment1.docx
+++ b/Module_1/GroupA_Assignment1.docx
@@ -6,9 +6,19 @@
       <w:pPr>
         <w:spacing w:after="0" w:line="240" w:lineRule="auto"/>
       </w:pPr>
-      <w:r>
-        <w:t>Girma Dingeto</w:t>
-      </w:r>
+      <w:proofErr w:type="spellStart"/>
+      <w:r>
+        <w:t>Girma</w:t>
+      </w:r>
+      <w:proofErr w:type="spellEnd"/>
+      <w:r>
+        <w:t xml:space="preserve"> </w:t>
+      </w:r>
+      <w:proofErr w:type="spellStart"/>
+      <w:r>
+        <w:t>Dingeto</w:t>
+      </w:r>
+      <w:proofErr w:type="spellEnd"/>
     </w:p>
     <w:p>
       <w:pPr>
@@ -58,81 +68,40 @@
       <w:pPr>
         <w:jc w:val="center"/>
       </w:pPr>
-      <w:r>
-        <w:t>Git Repo</w:t>
+      <w:proofErr w:type="spellStart"/>
+      <w:r>
+        <w:t>Git</w:t>
+      </w:r>
+      <w:proofErr w:type="spellEnd"/>
+      <w:r>
+        <w:t xml:space="preserve"> Repo</w:t>
       </w:r>
     </w:p>
     <w:p>
-      <w:pPr>
-        <w:jc w:val="center"/>
-      </w:pPr>
-      <w:hyperlink r:id="rId4" w:history="1">
+      <w:hyperlink r:id="rId5" w:history="1">
+        <w:proofErr w:type="spellStart"/>
         <w:r>
           <w:rPr>
             <w:rStyle w:val="Hyperlink"/>
           </w:rPr>
-          <w:t>Zigget/csd-440: Server-Side Scripting</w:t>
+          <w:t>Zigget</w:t>
+        </w:r>
+        <w:proofErr w:type="spellEnd"/>
+        <w:r>
+          <w:rPr>
+            <w:rStyle w:val="Hyperlink"/>
+          </w:rPr>
+          <w:t>/CSD-460: Capstone</w:t>
         </w:r>
       </w:hyperlink>
     </w:p>
     <w:p>
-      <w:pPr>
-        <w:jc w:val="center"/>
-      </w:pPr>
-      <w:r>
-        <w:rPr>
-          <w:noProof/>
-        </w:rPr>
+      <w:r>
         <w:drawing>
-          <wp:inline distT="0" distB="0" distL="0" distR="0" wp14:anchorId="70C5F9AA" wp14:editId="7607EC42">
-            <wp:extent cx="4505954" cy="2753109"/>
-            <wp:effectExtent l="0" t="0" r="9525" b="9525"/>
-            <wp:docPr id="2" name="Picture 2"/>
-            <wp:cNvGraphicFramePr>
-              <a:graphicFrameLocks xmlns:a="http://schemas.openxmlformats.org/drawingml/2006/main" noChangeAspect="1"/>
-            </wp:cNvGraphicFramePr>
-            <a:graphic xmlns:a="http://schemas.openxmlformats.org/drawingml/2006/main">
-              <a:graphicData uri="http://schemas.openxmlformats.org/drawingml/2006/picture">
-                <pic:pic xmlns:pic="http://schemas.openxmlformats.org/drawingml/2006/picture">
-                  <pic:nvPicPr>
-                    <pic:cNvPr id="1" name=""/>
-                    <pic:cNvPicPr/>
-                  </pic:nvPicPr>
-                  <pic:blipFill>
-                    <a:blip r:embed="rId5"/>
-                    <a:stretch>
-                      <a:fillRect/>
-                    </a:stretch>
-                  </pic:blipFill>
-                  <pic:spPr>
-                    <a:xfrm>
-                      <a:off x="0" y="0"/>
-                      <a:ext cx="4505954" cy="2753109"/>
-                    </a:xfrm>
-                    <a:prstGeom prst="rect">
-                      <a:avLst/>
-                    </a:prstGeom>
-                  </pic:spPr>
-                </pic:pic>
-              </a:graphicData>
-            </a:graphic>
-          </wp:inline>
-        </w:drawing>
-      </w:r>
-    </w:p>
-    <w:p>
-      <w:pPr>
-        <w:jc w:val="center"/>
-      </w:pPr>
-      <w:r>
-        <w:rPr>
-          <w:noProof/>
-        </w:rPr>
-        <w:drawing>
-          <wp:inline distT="0" distB="0" distL="0" distR="0" wp14:anchorId="4307CA1D" wp14:editId="38661EFD">
-            <wp:extent cx="5943600" cy="3582035"/>
-            <wp:effectExtent l="0" t="0" r="0" b="0"/>
-            <wp:docPr id="1" name="Picture 1"/>
+          <wp:inline distT="0" distB="0" distL="0" distR="0" wp14:anchorId="5A1CC9D1" wp14:editId="7BBC22F9">
+            <wp:extent cx="2650474" cy="3157268"/>
+            <wp:effectExtent l="0" t="0" r="0" b="5080"/>
+            <wp:docPr id="4" name="Picture 4"/>
             <wp:cNvGraphicFramePr>
               <a:graphicFrameLocks xmlns:a="http://schemas.openxmlformats.org/drawingml/2006/main" noChangeAspect="1"/>
             </wp:cNvGraphicFramePr>
@@ -152,7 +121,7 @@
                   <pic:spPr>
                     <a:xfrm>
                       <a:off x="0" y="0"/>
-                      <a:ext cx="5943600" cy="3582035"/>
+                      <a:ext cx="2655463" cy="3163211"/>
                     </a:xfrm>
                     <a:prstGeom prst="rect">
                       <a:avLst/>
@@ -164,15 +133,345 @@
           </wp:inline>
         </w:drawing>
       </w:r>
+      <w:r>
+        <w:t xml:space="preserve"> </w:t>
+      </w:r>
+      <w:r>
+        <w:drawing>
+          <wp:inline distT="0" distB="0" distL="0" distR="0" wp14:anchorId="39D196E0" wp14:editId="60773647">
+            <wp:extent cx="3536830" cy="2391814"/>
+            <wp:effectExtent l="0" t="0" r="6985" b="8890"/>
+            <wp:docPr id="6" name="Picture 6"/>
+            <wp:cNvGraphicFramePr>
+              <a:graphicFrameLocks xmlns:a="http://schemas.openxmlformats.org/drawingml/2006/main" noChangeAspect="1"/>
+            </wp:cNvGraphicFramePr>
+            <a:graphic xmlns:a="http://schemas.openxmlformats.org/drawingml/2006/main">
+              <a:graphicData uri="http://schemas.openxmlformats.org/drawingml/2006/picture">
+                <pic:pic xmlns:pic="http://schemas.openxmlformats.org/drawingml/2006/picture">
+                  <pic:nvPicPr>
+                    <pic:cNvPr id="1" name=""/>
+                    <pic:cNvPicPr/>
+                  </pic:nvPicPr>
+                  <pic:blipFill>
+                    <a:blip r:embed="rId7"/>
+                    <a:stretch>
+                      <a:fillRect/>
+                    </a:stretch>
+                  </pic:blipFill>
+                  <pic:spPr>
+                    <a:xfrm>
+                      <a:off x="0" y="0"/>
+                      <a:ext cx="3541088" cy="2394693"/>
+                    </a:xfrm>
+                    <a:prstGeom prst="rect">
+                      <a:avLst/>
+                    </a:prstGeom>
+                  </pic:spPr>
+                </pic:pic>
+              </a:graphicData>
+            </a:graphic>
+          </wp:inline>
+        </w:drawing>
+      </w:r>
+      <w:r>
+        <w:drawing>
+          <wp:inline distT="0" distB="0" distL="0" distR="0" wp14:anchorId="3AB36E29" wp14:editId="1CAFB032">
+            <wp:extent cx="6858000" cy="1492885"/>
+            <wp:effectExtent l="0" t="0" r="0" b="0"/>
+            <wp:docPr id="9" name="Picture 9"/>
+            <wp:cNvGraphicFramePr>
+              <a:graphicFrameLocks xmlns:a="http://schemas.openxmlformats.org/drawingml/2006/main" noChangeAspect="1"/>
+            </wp:cNvGraphicFramePr>
+            <a:graphic xmlns:a="http://schemas.openxmlformats.org/drawingml/2006/main">
+              <a:graphicData uri="http://schemas.openxmlformats.org/drawingml/2006/picture">
+                <pic:pic xmlns:pic="http://schemas.openxmlformats.org/drawingml/2006/picture">
+                  <pic:nvPicPr>
+                    <pic:cNvPr id="1" name=""/>
+                    <pic:cNvPicPr/>
+                  </pic:nvPicPr>
+                  <pic:blipFill>
+                    <a:blip r:embed="rId8"/>
+                    <a:stretch>
+                      <a:fillRect/>
+                    </a:stretch>
+                  </pic:blipFill>
+                  <pic:spPr>
+                    <a:xfrm>
+                      <a:off x="0" y="0"/>
+                      <a:ext cx="6858000" cy="1492885"/>
+                    </a:xfrm>
+                    <a:prstGeom prst="rect">
+                      <a:avLst/>
+                    </a:prstGeom>
+                  </pic:spPr>
+                </pic:pic>
+              </a:graphicData>
+            </a:graphic>
+          </wp:inline>
+        </w:drawing>
+      </w:r>
+      <w:r>
+        <w:br w:type="page"/>
+      </w:r>
+    </w:p>
+    <w:p>
+      <w:pPr>
+        <w:jc w:val="center"/>
+      </w:pPr>
+      <w:r>
+        <w:lastRenderedPageBreak/>
+        <w:t>Group Convo Initiated.</w:t>
+      </w:r>
+    </w:p>
+    <w:p>
+      <w:pPr>
+        <w:jc w:val="center"/>
+      </w:pPr>
+      <w:r>
+        <w:drawing>
+          <wp:inline distT="0" distB="0" distL="0" distR="0" wp14:anchorId="2B6231B2" wp14:editId="12E882FF">
+            <wp:extent cx="4249136" cy="3786997"/>
+            <wp:effectExtent l="0" t="0" r="0" b="4445"/>
+            <wp:docPr id="1" name="Picture 1"/>
+            <wp:cNvGraphicFramePr>
+              <a:graphicFrameLocks xmlns:a="http://schemas.openxmlformats.org/drawingml/2006/main" noChangeAspect="1"/>
+            </wp:cNvGraphicFramePr>
+            <a:graphic xmlns:a="http://schemas.openxmlformats.org/drawingml/2006/main">
+              <a:graphicData uri="http://schemas.openxmlformats.org/drawingml/2006/picture">
+                <pic:pic xmlns:pic="http://schemas.openxmlformats.org/drawingml/2006/picture">
+                  <pic:nvPicPr>
+                    <pic:cNvPr id="1" name=""/>
+                    <pic:cNvPicPr/>
+                  </pic:nvPicPr>
+                  <pic:blipFill>
+                    <a:blip r:embed="rId9"/>
+                    <a:stretch>
+                      <a:fillRect/>
+                    </a:stretch>
+                  </pic:blipFill>
+                  <pic:spPr>
+                    <a:xfrm>
+                      <a:off x="0" y="0"/>
+                      <a:ext cx="4265759" cy="3801812"/>
+                    </a:xfrm>
+                    <a:prstGeom prst="rect">
+                      <a:avLst/>
+                    </a:prstGeom>
+                  </pic:spPr>
+                </pic:pic>
+              </a:graphicData>
+            </a:graphic>
+          </wp:inline>
+        </w:drawing>
+      </w:r>
+    </w:p>
+    <w:p>
+      <w:pPr>
+        <w:jc w:val="center"/>
+      </w:pPr>
+      <w:r>
+        <w:drawing>
+          <wp:inline distT="0" distB="0" distL="0" distR="0" wp14:anchorId="74D28F05" wp14:editId="1BBEC037">
+            <wp:extent cx="4314278" cy="2303253"/>
+            <wp:effectExtent l="0" t="0" r="0" b="1905"/>
+            <wp:docPr id="3" name="Picture 3"/>
+            <wp:cNvGraphicFramePr>
+              <a:graphicFrameLocks xmlns:a="http://schemas.openxmlformats.org/drawingml/2006/main" noChangeAspect="1"/>
+            </wp:cNvGraphicFramePr>
+            <a:graphic xmlns:a="http://schemas.openxmlformats.org/drawingml/2006/main">
+              <a:graphicData uri="http://schemas.openxmlformats.org/drawingml/2006/picture">
+                <pic:pic xmlns:pic="http://schemas.openxmlformats.org/drawingml/2006/picture">
+                  <pic:nvPicPr>
+                    <pic:cNvPr id="1" name=""/>
+                    <pic:cNvPicPr/>
+                  </pic:nvPicPr>
+                  <pic:blipFill>
+                    <a:blip r:embed="rId10"/>
+                    <a:stretch>
+                      <a:fillRect/>
+                    </a:stretch>
+                  </pic:blipFill>
+                  <pic:spPr>
+                    <a:xfrm>
+                      <a:off x="0" y="0"/>
+                      <a:ext cx="4329949" cy="2311619"/>
+                    </a:xfrm>
+                    <a:prstGeom prst="rect">
+                      <a:avLst/>
+                    </a:prstGeom>
+                  </pic:spPr>
+                </pic:pic>
+              </a:graphicData>
+            </a:graphic>
+          </wp:inline>
+        </w:drawing>
+      </w:r>
     </w:p>
     <w:sectPr>
       <w:pgSz w:w="12240" w:h="15840"/>
-      <w:pgMar w:top="1440" w:right="1440" w:bottom="1440" w:left="1440" w:header="720" w:footer="720" w:gutter="0"/>
+      <w:pgMar w:top="720" w:right="720" w:bottom="720" w:left="720" w:header="720" w:footer="720" w:gutter="0"/>
       <w:cols w:space="720"/>
       <w:docGrid w:linePitch="360"/>
     </w:sectPr>
   </w:body>
 </w:document>
+</file>
+
+<file path=word/numbering.xml><?xml version="1.0" encoding="utf-8"?>
+<w:numbering xmlns:wpc="http://schemas.microsoft.com/office/word/2010/wordprocessingCanvas" xmlns:cx="http://schemas.microsoft.com/office/drawing/2014/chartex" xmlns:cx1="http://schemas.microsoft.com/office/drawing/2015/9/8/chartex" xmlns:cx2="http://schemas.microsoft.com/office/drawing/2015/10/21/chartex" xmlns:cx3="http://schemas.microsoft.com/office/drawing/2016/5/9/chartex" xmlns:cx4="http://schemas.microsoft.com/office/drawing/2016/5/10/chartex" xmlns:cx5="http://schemas.microsoft.com/office/drawing/2016/5/11/chartex" xmlns:cx6="http://schemas.microsoft.com/office/drawing/2016/5/12/chartex" xmlns:cx7="http://schemas.microsoft.com/office/drawing/2016/5/13/chartex" xmlns:cx8="http://schemas.microsoft.com/office/drawing/2016/5/14/chartex" xmlns:mc="http://schemas.openxmlformats.org/markup-compatibility/2006" xmlns:aink="http://schemas.microsoft.com/office/drawing/2016/ink" xmlns:am3d="http://schemas.microsoft.com/office/drawing/2017/model3d" xmlns:o="urn:schemas-microsoft-com:office:office" xmlns:oel="http://schemas.microsoft.com/office/2019/extlst" xmlns:r="http://schemas.openxmlformats.org/officeDocument/2006/relationships" xmlns:m="http://schemas.openxmlformats.org/officeDocument/2006/math" xmlns:v="urn:schemas-microsoft-com:vml" xmlns:wp14="http://schemas.microsoft.com/office/word/2010/wordprocessingDrawing" xmlns:wp="http://schemas.openxmlformats.org/drawingml/2006/wordprocessingDrawing" xmlns:w10="urn:schemas-microsoft-com:office:word" xmlns:w="http://schemas.openxmlformats.org/wordprocessingml/2006/main" xmlns:w14="http://schemas.microsoft.com/office/word/2010/wordml" xmlns:w15="http://schemas.microsoft.com/office/word/2012/wordml" xmlns:w16cex="http://schemas.microsoft.com/office/word/2018/wordml/cex" xmlns:w16cid="http://schemas.microsoft.com/office/word/2016/wordml/cid" xmlns:w16="http://schemas.microsoft.com/office/word/2018/wordml" xmlns:w16sdtdh="http://schemas.microsoft.com/office/word/2020/wordml/sdtdatahash" xmlns:w16se="http://schemas.microsoft.com/office/word/2015/wordml/symex" xmlns:wpg="http://schemas.microsoft.com/office/word/2010/wordprocessingGroup" xmlns:wpi="http://schemas.microsoft.com/office/word/2010/wordprocessingInk" xmlns:wne="http://schemas.microsoft.com/office/word/2006/wordml" xmlns:wps="http://schemas.microsoft.com/office/word/2010/wordprocessingShape" mc:Ignorable="w14 w15 w16se w16cid w16 w16cex w16sdtdh wp14">
+  <w:abstractNum w:abstractNumId="0" w15:restartNumberingAfterBreak="0">
+    <w:nsid w:val="42685E9F"/>
+    <w:multiLevelType w:val="multilevel"/>
+    <w:tmpl w:val="6FC2D81E"/>
+    <w:lvl w:ilvl="0">
+      <w:start w:val="1"/>
+      <w:numFmt w:val="bullet"/>
+      <w:lvlText w:val=""/>
+      <w:lvlJc w:val="left"/>
+      <w:pPr>
+        <w:tabs>
+          <w:tab w:val="num" w:pos="720"/>
+        </w:tabs>
+        <w:ind w:left="720" w:hanging="360"/>
+      </w:pPr>
+      <w:rPr>
+        <w:rFonts w:ascii="Symbol" w:hAnsi="Symbol" w:hint="default"/>
+        <w:sz w:val="20"/>
+      </w:rPr>
+    </w:lvl>
+    <w:lvl w:ilvl="1" w:tentative="1">
+      <w:start w:val="1"/>
+      <w:numFmt w:val="bullet"/>
+      <w:lvlText w:val="o"/>
+      <w:lvlJc w:val="left"/>
+      <w:pPr>
+        <w:tabs>
+          <w:tab w:val="num" w:pos="1440"/>
+        </w:tabs>
+        <w:ind w:left="1440" w:hanging="360"/>
+      </w:pPr>
+      <w:rPr>
+        <w:rFonts w:ascii="Courier New" w:hAnsi="Courier New" w:hint="default"/>
+        <w:sz w:val="20"/>
+      </w:rPr>
+    </w:lvl>
+    <w:lvl w:ilvl="2" w:tentative="1">
+      <w:start w:val="1"/>
+      <w:numFmt w:val="bullet"/>
+      <w:lvlText w:val=""/>
+      <w:lvlJc w:val="left"/>
+      <w:pPr>
+        <w:tabs>
+          <w:tab w:val="num" w:pos="2160"/>
+        </w:tabs>
+        <w:ind w:left="2160" w:hanging="360"/>
+      </w:pPr>
+      <w:rPr>
+        <w:rFonts w:ascii="Wingdings" w:hAnsi="Wingdings" w:hint="default"/>
+        <w:sz w:val="20"/>
+      </w:rPr>
+    </w:lvl>
+    <w:lvl w:ilvl="3" w:tentative="1">
+      <w:start w:val="1"/>
+      <w:numFmt w:val="bullet"/>
+      <w:lvlText w:val=""/>
+      <w:lvlJc w:val="left"/>
+      <w:pPr>
+        <w:tabs>
+          <w:tab w:val="num" w:pos="2880"/>
+        </w:tabs>
+        <w:ind w:left="2880" w:hanging="360"/>
+      </w:pPr>
+      <w:rPr>
+        <w:rFonts w:ascii="Wingdings" w:hAnsi="Wingdings" w:hint="default"/>
+        <w:sz w:val="20"/>
+      </w:rPr>
+    </w:lvl>
+    <w:lvl w:ilvl="4" w:tentative="1">
+      <w:start w:val="1"/>
+      <w:numFmt w:val="bullet"/>
+      <w:lvlText w:val=""/>
+      <w:lvlJc w:val="left"/>
+      <w:pPr>
+        <w:tabs>
+          <w:tab w:val="num" w:pos="3600"/>
+        </w:tabs>
+        <w:ind w:left="3600" w:hanging="360"/>
+      </w:pPr>
+      <w:rPr>
+        <w:rFonts w:ascii="Wingdings" w:hAnsi="Wingdings" w:hint="default"/>
+        <w:sz w:val="20"/>
+      </w:rPr>
+    </w:lvl>
+    <w:lvl w:ilvl="5" w:tentative="1">
+      <w:start w:val="1"/>
+      <w:numFmt w:val="bullet"/>
+      <w:lvlText w:val=""/>
+      <w:lvlJc w:val="left"/>
+      <w:pPr>
+        <w:tabs>
+          <w:tab w:val="num" w:pos="4320"/>
+        </w:tabs>
+        <w:ind w:left="4320" w:hanging="360"/>
+      </w:pPr>
+      <w:rPr>
+        <w:rFonts w:ascii="Wingdings" w:hAnsi="Wingdings" w:hint="default"/>
+        <w:sz w:val="20"/>
+      </w:rPr>
+    </w:lvl>
+    <w:lvl w:ilvl="6" w:tentative="1">
+      <w:start w:val="1"/>
+      <w:numFmt w:val="bullet"/>
+      <w:lvlText w:val=""/>
+      <w:lvlJc w:val="left"/>
+      <w:pPr>
+        <w:tabs>
+          <w:tab w:val="num" w:pos="5040"/>
+        </w:tabs>
+        <w:ind w:left="5040" w:hanging="360"/>
+      </w:pPr>
+      <w:rPr>
+        <w:rFonts w:ascii="Wingdings" w:hAnsi="Wingdings" w:hint="default"/>
+        <w:sz w:val="20"/>
+      </w:rPr>
+    </w:lvl>
+    <w:lvl w:ilvl="7" w:tentative="1">
+      <w:start w:val="1"/>
+      <w:numFmt w:val="bullet"/>
+      <w:lvlText w:val=""/>
+      <w:lvlJc w:val="left"/>
+      <w:pPr>
+        <w:tabs>
+          <w:tab w:val="num" w:pos="5760"/>
+        </w:tabs>
+        <w:ind w:left="5760" w:hanging="360"/>
+      </w:pPr>
+      <w:rPr>
+        <w:rFonts w:ascii="Wingdings" w:hAnsi="Wingdings" w:hint="default"/>
+        <w:sz w:val="20"/>
+      </w:rPr>
+    </w:lvl>
+    <w:lvl w:ilvl="8" w:tentative="1">
+      <w:start w:val="1"/>
+      <w:numFmt w:val="bullet"/>
+      <w:lvlText w:val=""/>
+      <w:lvlJc w:val="left"/>
+      <w:pPr>
+        <w:tabs>
+          <w:tab w:val="num" w:pos="6480"/>
+        </w:tabs>
+        <w:ind w:left="6480" w:hanging="360"/>
+      </w:pPr>
+      <w:rPr>
+        <w:rFonts w:ascii="Wingdings" w:hAnsi="Wingdings" w:hint="default"/>
+        <w:sz w:val="20"/>
+      </w:rPr>
+    </w:lvl>
+  </w:abstractNum>
+  <w:num w:numId="1" w16cid:durableId="1417434157">
+    <w:abstractNumId w:val="0"/>
+  </w:num>
+</w:numbering>
 </file>
 
 <file path=word/styles.xml><?xml version="1.0" encoding="utf-8"?>
@@ -778,7 +1077,6 @@
   <w:style w:type="character" w:default="1" w:styleId="DefaultParagraphFont">
     <w:name w:val="Default Paragraph Font"/>
     <w:uiPriority w:val="1"/>
-    <w:semiHidden/>
     <w:unhideWhenUsed/>
   </w:style>
   <w:style w:type="table" w:default="1" w:styleId="TableNormal">
